--- a/resources/templates/certificado_convenio_subsidio_vivienda_template.docx
+++ b/resources/templates/certificado_convenio_subsidio_vivienda_template.docx
@@ -27,7 +27,7 @@
           <w:noProof/>
           <w:lang w:val="es-419" w:eastAsia="es-419"/>
         </w:rPr>
-        <w:pict w14:anchorId="725E8B4A">
+        <w:pict w14:anchorId="2FC98A0F">
           <v:shapetype id="_x0000_t201" coordsize="21600,21600" o:spt="201" path="m,l,21600r21600,l21600,xe">
             <v:stroke joinstyle="miter"/>
             <v:path shadowok="f" o:extrusionok="f" strokeok="f" fillok="f" o:connecttype="rect"/>
@@ -50,6 +50,8 @@
       <w:r>
         <w:rPr>
           <w:rFonts w:asciiTheme="minorHAnsi" w:hAnsiTheme="minorHAnsi" w:cstheme="minorHAnsi"/>
+          <w:i/>
+          <w:iCs/>
         </w:rPr>
         <w:t>${FECHA_CERTIFICADO}</w:t>
       </w:r>
@@ -163,6 +165,8 @@
         <w:rPr>
           <w:b/>
           <w:bCs/>
+          <w:i/>
+          <w:iCs/>
           <w:sz w:val="24"/>
           <w:szCs w:val="24"/>
         </w:rPr>
@@ -182,6 +186,8 @@
       <w:r>
         <w:rPr>
           <w:rFonts w:asciiTheme="minorHAnsi" w:hAnsiTheme="minorHAnsi" w:cstheme="minorHAnsi"/>
+          <w:i/>
+          <w:iCs/>
         </w:rPr>
         <w:t>Medellín - Antioquia</w:t>
       </w:r>
@@ -298,6 +304,8 @@
           <w:rFonts w:asciiTheme="minorHAnsi" w:hAnsiTheme="minorHAnsi" w:cstheme="minorHAnsi"/>
           <w:b/>
           <w:bCs/>
+          <w:i/>
+          <w:iCs/>
         </w:rPr>
       </w:pPr>
       <w:r>
@@ -575,9 +583,22 @@
           <w:i/>
           <w:iCs/>
         </w:rPr>
-        <w:t>${SE_ENCUENTRA_ESTUVO}</w:t>
-      </w:r>
-      <w:r>
+        <w:t xml:space="preserve">${SE_ENCUENTRA_ESTUVO} </w:t>
+      </w:r>
+      <w:r>
+        <w:rPr>
+          <w:rFonts w:asciiTheme="minorHAnsi" w:hAnsiTheme="minorHAnsi" w:cstheme="minorHAnsi"/>
+          <w:i/>
+          <w:iCs/>
+        </w:rPr>
+        <w:t>afiliada</w:t>
+      </w:r>
+      <w:r>
+        <w:rPr>
+          <w:rFonts w:asciiTheme="minorHAnsi" w:hAnsiTheme="minorHAnsi" w:cstheme="minorHAnsi"/>
+          <w:i/>
+          <w:iCs/>
+        </w:rPr>
         <w:t xml:space="preserve"> </w:t>
       </w:r>
       <w:r>
@@ -586,7 +607,88 @@
           <w:i/>
           <w:iCs/>
         </w:rPr>
-        <w:t>afiliada</w:t>
+        <w:fldChar w:fldCharType="begin"/>
+      </w:r>
+      <w:r>
+        <w:rPr>
+          <w:rFonts w:asciiTheme="minorHAnsi" w:hAnsiTheme="minorHAnsi" w:cstheme="minorHAnsi"/>
+          <w:i/>
+          <w:iCs/>
+        </w:rPr>
+        <w:instrText xml:space="preserve"> IF </w:instrText>
+      </w:r>
+      <w:r>
+        <w:rPr>
+          <w:rFonts w:asciiTheme="minorHAnsi" w:hAnsiTheme="minorHAnsi" w:cstheme="minorHAnsi"/>
+          <w:i/>
+          <w:iCs/>
+        </w:rPr>
+        <w:fldChar w:fldCharType="begin"/>
+      </w:r>
+      <w:r>
+        <w:rPr>
+          <w:rFonts w:asciiTheme="minorHAnsi" w:hAnsiTheme="minorHAnsi" w:cstheme="minorHAnsi"/>
+          <w:i/>
+          <w:iCs/>
+        </w:rPr>
+        <w:instrText xml:space="preserve"> MERGEFIELD SEXO </w:instrText>
+      </w:r>
+      <w:r>
+        <w:rPr>
+          <w:rFonts w:asciiTheme="minorHAnsi" w:hAnsiTheme="minorHAnsi" w:cstheme="minorHAnsi"/>
+          <w:i/>
+          <w:iCs/>
+        </w:rPr>
+        <w:fldChar w:fldCharType="separate"/>
+      </w:r>
+      <w:r>
+        <w:rPr>
+          <w:rFonts w:asciiTheme="minorHAnsi" w:hAnsiTheme="minorHAnsi" w:cstheme="minorHAnsi"/>
+          <w:i/>
+          <w:iCs/>
+          <w:noProof/>
+        </w:rPr>
+        <w:instrText>M</w:instrText>
+      </w:r>
+      <w:r>
+        <w:rPr>
+          <w:rFonts w:asciiTheme="minorHAnsi" w:hAnsiTheme="minorHAnsi" w:cstheme="minorHAnsi"/>
+          <w:i/>
+          <w:iCs/>
+        </w:rPr>
+        <w:fldChar w:fldCharType="end"/>
+      </w:r>
+      <w:r>
+        <w:rPr>
+          <w:rFonts w:asciiTheme="minorHAnsi" w:hAnsiTheme="minorHAnsi" w:cstheme="minorHAnsi"/>
+          <w:i/>
+          <w:iCs/>
+        </w:rPr>
+        <w:instrText xml:space="preserve"> = "F" "afiliada" "" </w:instrText>
+      </w:r>
+      <w:r>
+        <w:rPr>
+          <w:rFonts w:asciiTheme="minorHAnsi" w:hAnsiTheme="minorHAnsi" w:cstheme="minorHAnsi"/>
+          <w:i/>
+          <w:iCs/>
+        </w:rPr>
+        <w:fldChar w:fldCharType="end"/>
+      </w:r>
+      <w:r>
+        <w:rPr>
+          <w:rFonts w:asciiTheme="minorHAnsi" w:hAnsiTheme="minorHAnsi" w:cstheme="minorHAnsi"/>
+          <w:i/>
+          <w:iCs/>
+        </w:rPr>
+        <w:t>al Sindicato</w:t>
+      </w:r>
+      <w:r>
+        <w:rPr>
+          <w:rFonts w:asciiTheme="minorHAnsi" w:hAnsiTheme="minorHAnsi" w:cstheme="minorHAnsi"/>
+          <w:i/>
+          <w:iCs/>
+        </w:rPr>
+        <w:t>,</w:t>
       </w:r>
       <w:r>
         <w:rPr>
@@ -602,112 +704,7 @@
           <w:i/>
           <w:iCs/>
         </w:rPr>
-        <w:fldChar w:fldCharType="begin"/>
-      </w:r>
-      <w:r>
-        <w:rPr>
-          <w:rFonts w:asciiTheme="minorHAnsi" w:hAnsiTheme="minorHAnsi" w:cstheme="minorHAnsi"/>
-          <w:i/>
-          <w:iCs/>
-        </w:rPr>
-        <w:instrText xml:space="preserve"> IF </w:instrText>
-      </w:r>
-      <w:r>
-        <w:rPr>
-          <w:rFonts w:asciiTheme="minorHAnsi" w:hAnsiTheme="minorHAnsi" w:cstheme="minorHAnsi"/>
-          <w:i/>
-          <w:iCs/>
-        </w:rPr>
-        <w:fldChar w:fldCharType="begin"/>
-      </w:r>
-      <w:r>
-        <w:rPr>
-          <w:rFonts w:asciiTheme="minorHAnsi" w:hAnsiTheme="minorHAnsi" w:cstheme="minorHAnsi"/>
-          <w:i/>
-          <w:iCs/>
-        </w:rPr>
-        <w:instrText xml:space="preserve"> MERGEFIELD SEXO </w:instrText>
-      </w:r>
-      <w:r>
-        <w:rPr>
-          <w:rFonts w:asciiTheme="minorHAnsi" w:hAnsiTheme="minorHAnsi" w:cstheme="minorHAnsi"/>
-          <w:i/>
-          <w:iCs/>
-        </w:rPr>
-        <w:fldChar w:fldCharType="separate"/>
-      </w:r>
-      <w:r>
-        <w:rPr>
-          <w:rFonts w:asciiTheme="minorHAnsi" w:hAnsiTheme="minorHAnsi" w:cstheme="minorHAnsi"/>
-          <w:i/>
-          <w:iCs/>
-          <w:noProof/>
-        </w:rPr>
-        <w:instrText>M</w:instrText>
-      </w:r>
-      <w:r>
-        <w:rPr>
-          <w:rFonts w:asciiTheme="minorHAnsi" w:hAnsiTheme="minorHAnsi" w:cstheme="minorHAnsi"/>
-          <w:i/>
-          <w:iCs/>
-        </w:rPr>
-        <w:fldChar w:fldCharType="end"/>
-      </w:r>
-      <w:r>
-        <w:rPr>
-          <w:rFonts w:asciiTheme="minorHAnsi" w:hAnsiTheme="minorHAnsi" w:cstheme="minorHAnsi"/>
-          <w:i/>
-          <w:iCs/>
-        </w:rPr>
-        <w:instrText xml:space="preserve"> = "F" "afiliada" "" </w:instrText>
-      </w:r>
-      <w:r>
-        <w:rPr>
-          <w:rFonts w:asciiTheme="minorHAnsi" w:hAnsiTheme="minorHAnsi" w:cstheme="minorHAnsi"/>
-          <w:i/>
-          <w:iCs/>
-        </w:rPr>
-        <w:fldChar w:fldCharType="end"/>
-      </w:r>
-      <w:r>
-        <w:rPr>
-          <w:rFonts w:asciiTheme="minorHAnsi" w:hAnsiTheme="minorHAnsi" w:cstheme="minorHAnsi"/>
-          <w:i/>
-          <w:iCs/>
-        </w:rPr>
-        <w:t>al Sindicato</w:t>
-      </w:r>
-      <w:r>
-        <w:rPr>
-          <w:rFonts w:asciiTheme="minorHAnsi" w:hAnsiTheme="minorHAnsi" w:cstheme="minorHAnsi"/>
-          <w:i/>
-          <w:iCs/>
-        </w:rPr>
-        <w:t>,</w:t>
-      </w:r>
-      <w:r>
-        <w:rPr>
-          <w:rFonts w:asciiTheme="minorHAnsi" w:hAnsiTheme="minorHAnsi" w:cstheme="minorHAnsi"/>
-          <w:i/>
-          <w:iCs/>
-        </w:rPr>
-        <w:t xml:space="preserve"> </w:t>
-      </w:r>
-      <w:r>
-        <w:rPr>
-          <w:rFonts w:asciiTheme="minorHAnsi" w:hAnsiTheme="minorHAnsi" w:cstheme="minorHAnsi"/>
-          <w:i/>
-          <w:iCs/>
-        </w:rPr>
-        <w:t>a</w:t>
-      </w:r>
-      <w:r>
-        <w:rPr>
-          <w:rFonts w:asciiTheme="minorHAnsi" w:hAnsiTheme="minorHAnsi" w:cstheme="minorHAnsi"/>
-          <w:i/>
-          <w:iCs/>
-        </w:rPr>
-        <w:t xml:space="preserve"> través de</w:t>
+        <w:t>a través de</w:t>
       </w:r>
       <w:r>
         <w:rPr>
@@ -727,6 +724,10 @@
         <w:t>${UN_CONVENIO_VARIOS_CONVENIOS}</w:t>
       </w:r>
       <w:r>
+        <w:rPr>
+          <w:i/>
+          <w:iCs/>
+        </w:rPr>
         <w:t xml:space="preserve"> </w:t>
       </w:r>
       <w:r>
@@ -897,6 +898,8 @@
           <w:rFonts w:asciiTheme="minorHAnsi" w:hAnsiTheme="minorHAnsi" w:cstheme="minorHAnsi"/>
           <w:b/>
           <w:bCs/>
+          <w:i/>
+          <w:iCs/>
         </w:rPr>
         <w:t>${</w:t>
       </w:r>
@@ -914,6 +917,8 @@
           <w:rFonts w:asciiTheme="minorHAnsi" w:hAnsiTheme="minorHAnsi" w:cstheme="minorHAnsi"/>
           <w:b/>
           <w:bCs/>
+          <w:i/>
+          <w:iCs/>
         </w:rPr>
         <w:t>}</w:t>
       </w:r>
@@ -1062,6 +1067,10 @@
         <w:t xml:space="preserve">En calidad de </w:t>
       </w:r>
       <w:r>
+        <w:rPr>
+          <w:i/>
+          <w:iCs/>
+        </w:rPr>
         <w:t xml:space="preserve">persona afiliada </w:t>
       </w:r>
       <w:r>
@@ -2951,15 +2960,7 @@
           <w:i/>
           <w:iCs/>
         </w:rPr>
-        <w:t>.</w:t>
-      </w:r>
-      <w:r>
-        <w:rPr>
-          <w:rFonts w:asciiTheme="minorHAnsi" w:hAnsiTheme="minorHAnsi" w:cstheme="minorHAnsi"/>
-          <w:i/>
-          <w:iCs/>
-        </w:rPr>
-        <w:t xml:space="preserve">  </w:t>
+        <w:t xml:space="preserve">.  </w:t>
       </w:r>
       <w:r>
         <w:rPr>
@@ -3111,14 +3112,7 @@
           <w:iCs/>
           <w:color w:val="000000" w:themeColor="text1"/>
         </w:rPr>
-        <w:instrText>&lt;&gt;"" "</w:instrText>
-      </w:r>
-      <w:r>
-        <w:rPr>
-          <w:rFonts w:asciiTheme="minorHAnsi" w:hAnsiTheme="minorHAnsi" w:cstheme="minorHAnsi"/>
-          <w:color w:val="000000" w:themeColor="text1"/>
-        </w:rPr>
-        <w:instrText xml:space="preserve"> </w:instrText>
+        <w:instrText xml:space="preserve">&lt;&gt;"" " </w:instrText>
       </w:r>
       <w:r>
         <w:rPr>

--- a/resources/templates/certificado_convenio_subsidio_vivienda_template.docx
+++ b/resources/templates/certificado_convenio_subsidio_vivienda_template.docx
@@ -4,18 +4,6 @@
   <w:body>
     <w:p>
       <w:pPr>
-        <w:ind w:left="1416" w:hanging="708"/>
-        <w:rPr>
-          <w:rFonts w:asciiTheme="minorHAnsi" w:hAnsiTheme="minorHAnsi"/>
-          <w:i/>
-          <w:iCs/>
-          <w:sz w:val="24"/>
-          <w:szCs w:val="24"/>
-        </w:rPr>
-      </w:pPr>
-    </w:p>
-    <w:p>
-      <w:pPr>
         <w:rPr>
           <w:rFonts w:asciiTheme="minorHAnsi" w:hAnsiTheme="minorHAnsi" w:cstheme="minorHAnsi"/>
         </w:rPr>
@@ -27,7 +15,7 @@
           <w:noProof/>
           <w:lang w:val="es-419" w:eastAsia="es-419"/>
         </w:rPr>
-        <w:pict w14:anchorId="2FC98A0F">
+        <w:pict w14:anchorId="6C6F15DC">
           <v:shapetype id="_x0000_t201" coordsize="21600,21600" o:spt="201" path="m,l,21600r21600,l21600,xe">
             <v:stroke joinstyle="miter"/>
             <v:path shadowok="f" o:extrusionok="f" strokeok="f" fillok="f" o:connecttype="rect"/>
@@ -11640,6 +11628,8 @@
           <w:rFonts w:asciiTheme="minorHAnsi" w:hAnsiTheme="minorHAnsi"/>
           <w:i/>
           <w:iCs/>
+          <w:sz w:val="20"/>
+          <w:szCs w:val="20"/>
         </w:rPr>
       </w:pPr>
       <w:r>
@@ -11647,6 +11637,8 @@
           <w:rFonts w:asciiTheme="minorHAnsi" w:hAnsiTheme="minorHAnsi"/>
           <w:i/>
           <w:iCs/>
+          <w:sz w:val="20"/>
+          <w:szCs w:val="20"/>
         </w:rPr>
         <w:t xml:space="preserve">Para </w:t>
       </w:r>
@@ -11657,6 +11649,8 @@
           <w:bCs/>
           <w:i/>
           <w:iCs/>
+          <w:sz w:val="20"/>
+          <w:szCs w:val="20"/>
         </w:rPr>
         <w:t>verificación o confirmación</w:t>
       </w:r>
@@ -11665,6 +11659,8 @@
           <w:rFonts w:asciiTheme="minorHAnsi" w:hAnsiTheme="minorHAnsi"/>
           <w:i/>
           <w:iCs/>
+          <w:sz w:val="20"/>
+          <w:szCs w:val="20"/>
         </w:rPr>
         <w:t xml:space="preserve"> del presente certificado puede comunicarse al </w:t>
       </w:r>
@@ -11675,6 +11671,8 @@
           <w:bCs/>
           <w:i/>
           <w:iCs/>
+          <w:sz w:val="20"/>
+          <w:szCs w:val="20"/>
         </w:rPr>
         <w:t>PBX 604-448-9232 Ext 101</w:t>
       </w:r>
@@ -11685,6 +11683,8 @@
           <w:bCs/>
           <w:i/>
           <w:iCs/>
+          <w:sz w:val="20"/>
+          <w:szCs w:val="20"/>
         </w:rPr>
         <w:t xml:space="preserve"> </w:t>
       </w:r>
@@ -11693,6 +11693,8 @@
           <w:rFonts w:asciiTheme="minorHAnsi" w:hAnsiTheme="minorHAnsi"/>
           <w:i/>
           <w:iCs/>
+          <w:sz w:val="20"/>
+          <w:szCs w:val="20"/>
         </w:rPr>
         <w:t xml:space="preserve">o al correo </w:t>
       </w:r>
@@ -11703,6 +11705,8 @@
             <w:rFonts w:asciiTheme="minorHAnsi" w:hAnsiTheme="minorHAnsi"/>
             <w:i/>
             <w:iCs/>
+            <w:sz w:val="20"/>
+            <w:szCs w:val="20"/>
           </w:rPr>
           <w:t>comunicaciones@sindicatoprosalud.com</w:t>
         </w:r>
@@ -11712,6 +11716,8 @@
           <w:rFonts w:asciiTheme="minorHAnsi" w:hAnsiTheme="minorHAnsi"/>
           <w:i/>
           <w:iCs/>
+          <w:sz w:val="20"/>
+          <w:szCs w:val="20"/>
         </w:rPr>
         <w:t xml:space="preserve"> anexando copia del certificado que desea confirmar.</w:t>
       </w:r>
@@ -12071,7 +12077,7 @@
       <w:headerReference w:type="default" r:id="rId12"/>
       <w:footerReference w:type="default" r:id="rId13"/>
       <w:pgSz w:w="12242" w:h="15842" w:code="1"/>
-      <w:pgMar w:top="993" w:right="1610" w:bottom="1418" w:left="1701" w:header="709" w:footer="709" w:gutter="0"/>
+      <w:pgMar w:top="1985" w:right="1701" w:bottom="1985" w:left="1701" w:header="709" w:footer="709" w:gutter="0"/>
       <w:paperSrc w:first="1" w:other="1"/>
       <w:pgNumType w:start="1"/>
       <w:cols w:space="708"/>
@@ -12485,7 +12491,7 @@
 <w:numbering xmlns:wpc="http://schemas.microsoft.com/office/word/2010/wordprocessingCanvas" xmlns:cx="http://schemas.microsoft.com/office/drawing/2014/chartex" xmlns:cx1="http://schemas.microsoft.com/office/drawing/2015/9/8/chartex" xmlns:cx2="http://schemas.microsoft.com/office/drawing/2015/10/21/chartex" xmlns:cx3="http://schemas.microsoft.com/office/drawing/2016/5/9/chartex" xmlns:cx4="http://schemas.microsoft.com/office/drawing/2016/5/10/chartex" xmlns:cx5="http://schemas.microsoft.com/office/drawing/2016/5/11/chartex" xmlns:cx6="http://schemas.microsoft.com/office/drawing/2016/5/12/chartex" xmlns:cx7="http://schemas.microsoft.com/office/drawing/2016/5/13/chartex" xmlns:cx8="http://schemas.microsoft.com/office/drawing/2016/5/14/chartex" xmlns:mc="http://schemas.openxmlformats.org/markup-compatibility/2006" xmlns:aink="http://schemas.microsoft.com/office/drawing/2016/ink" xmlns:am3d="http://schemas.microsoft.com/office/drawing/2017/model3d" xmlns:o="urn:schemas-microsoft-com:office:office" xmlns:oel="http://schemas.microsoft.com/office/2019/extlst" xmlns:r="http://schemas.openxmlformats.org/officeDocument/2006/relationships" xmlns:m="http://schemas.openxmlformats.org/officeDocument/2006/math" xmlns:v="urn:schemas-microsoft-com:vml" xmlns:wp14="http://schemas.microsoft.com/office/word/2010/wordprocessingDrawing" xmlns:wp="http://schemas.openxmlformats.org/drawingml/2006/wordprocessingDrawing" xmlns:w10="urn:schemas-microsoft-com:office:word" xmlns:w="http://schemas.openxmlformats.org/wordprocessingml/2006/main" xmlns:w14="http://schemas.microsoft.com/office/word/2010/wordml" xmlns:w15="http://schemas.microsoft.com/office/word/2012/wordml" xmlns:w16cex="http://schemas.microsoft.com/office/word/2018/wordml/cex" xmlns:w16cid="http://schemas.microsoft.com/office/word/2016/wordml/cid" xmlns:w16="http://schemas.microsoft.com/office/word/2018/wordml" xmlns:w16du="http://schemas.microsoft.com/office/word/2023/wordml/word16du" xmlns:w16sdtdh="http://schemas.microsoft.com/office/word/2020/wordml/sdtdatahash" xmlns:w16sdtfl="http://schemas.microsoft.com/office/word/2024/wordml/sdtformatlock" xmlns:w16se="http://schemas.microsoft.com/office/word/2015/wordml/symex" xmlns:wpg="http://schemas.microsoft.com/office/word/2010/wordprocessingGroup" xmlns:wpi="http://schemas.microsoft.com/office/word/2010/wordprocessingInk" xmlns:wne="http://schemas.microsoft.com/office/word/2006/wordml" xmlns:wps="http://schemas.microsoft.com/office/word/2010/wordprocessingShape" mc:Ignorable="w14 w15 w16se w16cid w16 w16cex w16sdtdh w16sdtfl w16du wp14">
   <w:numPicBullet w:numPicBulletId="0">
     <w:pict>
-      <v:shapetype id="_x0000_t75" coordsize="21600,21600" o:spt="75" o:preferrelative="t" path="m@4@5l@4@11@9@11@9@5xe" filled="f" stroked="f">
+      <v:shapetype w14:anchorId="6C6F15DC" id="_x0000_t75" coordsize="21600,21600" o:spt="75" o:preferrelative="t" path="m@4@5l@4@11@9@11@9@5xe" filled="f" stroked="f">
         <v:stroke joinstyle="miter"/>
         <v:formulas>
           <v:f eqn="if lineDrawn pixelLineWidth 0"/>
@@ -12504,7 +12510,7 @@
         <v:path o:extrusionok="f" gradientshapeok="t" o:connecttype="rect"/>
         <o:lock v:ext="edit" aspectratio="t"/>
       </v:shapetype>
-      <v:shape id="Imagen 1302488667" o:spid="_x0000_i1025" type="#_x0000_t75" style="width:11.25pt;height:11.25pt;visibility:visible;mso-wrap-style:square" o:bullet="t">
+      <v:shape id="Imagen 1302488667" o:spid="_x0000_i1025" type="#_x0000_t75" style="width:11pt;height:11pt;visibility:visible;mso-wrap-style:square" o:bullet="t">
         <v:imagedata r:id="rId1" o:title=""/>
       </v:shape>
     </w:pict>

--- a/resources/templates/certificado_convenio_subsidio_vivienda_template.docx
+++ b/resources/templates/certificado_convenio_subsidio_vivienda_template.docx
@@ -15,7 +15,7 @@
           <w:noProof/>
           <w:lang w:val="es-419" w:eastAsia="es-419"/>
         </w:rPr>
-        <w:pict w14:anchorId="6C6F15DC">
+        <w:pict w14:anchorId="394DAF60">
           <v:shapetype id="_x0000_t201" coordsize="21600,21600" o:spt="201" path="m,l,21600r21600,l21600,xe">
             <v:stroke joinstyle="miter"/>
             <v:path shadowok="f" o:extrusionok="f" strokeok="f" fillok="f" o:connecttype="rect"/>
@@ -11892,19 +11892,6 @@
         </w:rPr>
         <w:t>Presidente</w:t>
       </w:r>
-    </w:p>
-    <w:p>
-      <w:pPr>
-        <w:spacing w:after="0" w:line="240" w:lineRule="auto"/>
-        <w:ind w:left="708"/>
-        <w:jc w:val="right"/>
-        <w:rPr>
-          <w:rFonts w:asciiTheme="minorHAnsi" w:hAnsiTheme="minorHAnsi"/>
-          <w:b/>
-          <w:i/>
-          <w:iCs/>
-        </w:rPr>
-      </w:pPr>
     </w:p>
     <w:p>
       <w:pPr>
@@ -12491,7 +12478,7 @@
 <w:numbering xmlns:wpc="http://schemas.microsoft.com/office/word/2010/wordprocessingCanvas" xmlns:cx="http://schemas.microsoft.com/office/drawing/2014/chartex" xmlns:cx1="http://schemas.microsoft.com/office/drawing/2015/9/8/chartex" xmlns:cx2="http://schemas.microsoft.com/office/drawing/2015/10/21/chartex" xmlns:cx3="http://schemas.microsoft.com/office/drawing/2016/5/9/chartex" xmlns:cx4="http://schemas.microsoft.com/office/drawing/2016/5/10/chartex" xmlns:cx5="http://schemas.microsoft.com/office/drawing/2016/5/11/chartex" xmlns:cx6="http://schemas.microsoft.com/office/drawing/2016/5/12/chartex" xmlns:cx7="http://schemas.microsoft.com/office/drawing/2016/5/13/chartex" xmlns:cx8="http://schemas.microsoft.com/office/drawing/2016/5/14/chartex" xmlns:mc="http://schemas.openxmlformats.org/markup-compatibility/2006" xmlns:aink="http://schemas.microsoft.com/office/drawing/2016/ink" xmlns:am3d="http://schemas.microsoft.com/office/drawing/2017/model3d" xmlns:o="urn:schemas-microsoft-com:office:office" xmlns:oel="http://schemas.microsoft.com/office/2019/extlst" xmlns:r="http://schemas.openxmlformats.org/officeDocument/2006/relationships" xmlns:m="http://schemas.openxmlformats.org/officeDocument/2006/math" xmlns:v="urn:schemas-microsoft-com:vml" xmlns:wp14="http://schemas.microsoft.com/office/word/2010/wordprocessingDrawing" xmlns:wp="http://schemas.openxmlformats.org/drawingml/2006/wordprocessingDrawing" xmlns:w10="urn:schemas-microsoft-com:office:word" xmlns:w="http://schemas.openxmlformats.org/wordprocessingml/2006/main" xmlns:w14="http://schemas.microsoft.com/office/word/2010/wordml" xmlns:w15="http://schemas.microsoft.com/office/word/2012/wordml" xmlns:w16cex="http://schemas.microsoft.com/office/word/2018/wordml/cex" xmlns:w16cid="http://schemas.microsoft.com/office/word/2016/wordml/cid" xmlns:w16="http://schemas.microsoft.com/office/word/2018/wordml" xmlns:w16du="http://schemas.microsoft.com/office/word/2023/wordml/word16du" xmlns:w16sdtdh="http://schemas.microsoft.com/office/word/2020/wordml/sdtdatahash" xmlns:w16sdtfl="http://schemas.microsoft.com/office/word/2024/wordml/sdtformatlock" xmlns:w16se="http://schemas.microsoft.com/office/word/2015/wordml/symex" xmlns:wpg="http://schemas.microsoft.com/office/word/2010/wordprocessingGroup" xmlns:wpi="http://schemas.microsoft.com/office/word/2010/wordprocessingInk" xmlns:wne="http://schemas.microsoft.com/office/word/2006/wordml" xmlns:wps="http://schemas.microsoft.com/office/word/2010/wordprocessingShape" mc:Ignorable="w14 w15 w16se w16cid w16 w16cex w16sdtdh w16sdtfl w16du wp14">
   <w:numPicBullet w:numPicBulletId="0">
     <w:pict>
-      <v:shapetype w14:anchorId="6C6F15DC" id="_x0000_t75" coordsize="21600,21600" o:spt="75" o:preferrelative="t" path="m@4@5l@4@11@9@11@9@5xe" filled="f" stroked="f">
+      <v:shapetype w14:anchorId="394DAF60" id="_x0000_t75" coordsize="21600,21600" o:spt="75" o:preferrelative="t" path="m@4@5l@4@11@9@11@9@5xe" filled="f" stroked="f">
         <v:stroke joinstyle="miter"/>
         <v:formulas>
           <v:f eqn="if lineDrawn pixelLineWidth 0"/>
@@ -12510,7 +12497,7 @@
         <v:path o:extrusionok="f" gradientshapeok="t" o:connecttype="rect"/>
         <o:lock v:ext="edit" aspectratio="t"/>
       </v:shapetype>
-      <v:shape id="Imagen 1302488667" o:spid="_x0000_i1025" type="#_x0000_t75" style="width:11pt;height:11pt;visibility:visible;mso-wrap-style:square" o:bullet="t">
+      <v:shape id="Imagen 1302488667" o:spid="_x0000_i1025" type="#_x0000_t75" style="width:10.9pt;height:10.9pt;visibility:visible;mso-wrap-style:square" o:bullet="t">
         <v:imagedata r:id="rId1" o:title=""/>
       </v:shape>
     </w:pict>

--- a/resources/templates/certificado_convenio_subsidio_vivienda_template.docx
+++ b/resources/templates/certificado_convenio_subsidio_vivienda_template.docx
@@ -6,8 +6,18 @@
       <w:pPr>
         <w:rPr>
           <w:rFonts w:asciiTheme="minorHAnsi" w:hAnsiTheme="minorHAnsi" w:cstheme="minorHAnsi"/>
+          <w:i/>
+          <w:iCs/>
         </w:rPr>
       </w:pPr>
+      <w:r>
+        <w:rPr>
+          <w:i/>
+          <w:iCs/>
+          <w:noProof/>
+          <w:lang w:val="es-419" w:eastAsia="es-419"/>
+        </w:rPr>
+      </w:r>
       <w:r>
         <w:rPr>
           <w:i/>
@@ -21,7 +31,7 @@
             <v:path shadowok="f" o:extrusionok="f" strokeok="f" fillok="f" o:connecttype="rect"/>
             <o:lock v:ext="edit" shapetype="t"/>
           </v:shapetype>
-          <v:shape id="_x0000_s2050" type="#_x0000_t201" alt="" style="position:absolute;margin-left:537.85pt;margin-top:34.8pt;width:83.25pt;height:36.75pt;z-index:251660288;mso-wrap-edited:f;mso-width-percent:0;mso-height-percent:0;mso-width-percent:0;mso-height-percent:0" o:preferrelative="t" filled="f" stroked="f">
+          <v:shape id="_x0000_s1026" type="#_x0000_t201" alt="" style="position:absolute;margin-left:537.85pt;margin-top:34.8pt;width:83.25pt;height:36.75pt;z-index:251660288;mso-wrap-edited:f;mso-width-percent:0;mso-height-percent:0;mso-width-percent:0;mso-height-percent:0" o:preferrelative="t" filled="f" stroked="f">
             <v:imagedata r:id="rId8" o:title=""/>
             <o:lock v:ext="edit" aspectratio="t"/>
           </v:shape>
@@ -140,7 +150,6 @@
         <w:spacing w:after="0" w:line="240" w:lineRule="auto"/>
         <w:jc w:val="both"/>
         <w:rPr>
-          <w:rFonts w:asciiTheme="minorHAnsi" w:hAnsiTheme="minorHAnsi"/>
           <w:b/>
           <w:bCs/>
           <w:i/>
@@ -166,9 +175,13 @@
         <w:spacing w:after="0" w:line="240" w:lineRule="auto"/>
         <w:jc w:val="both"/>
         <w:rPr>
-          <w:rFonts w:asciiTheme="minorHAnsi" w:hAnsiTheme="minorHAnsi" w:cstheme="minorHAnsi"/>
-          <w:i/>
-          <w:iCs/>
+          <w:rFonts w:asciiTheme="minorHAnsi" w:hAnsiTheme="minorHAnsi"/>
+          <w:b/>
+          <w:bCs/>
+          <w:i/>
+          <w:iCs/>
+          <w:sz w:val="24"/>
+          <w:szCs w:val="24"/>
         </w:rPr>
       </w:pPr>
       <w:r>
@@ -287,13 +300,15 @@
     <w:p>
       <w:pPr>
         <w:spacing w:after="0" w:line="240" w:lineRule="auto"/>
-        <w:ind w:firstLine="708"/>
-        <w:rPr>
-          <w:rFonts w:asciiTheme="minorHAnsi" w:hAnsiTheme="minorHAnsi" w:cstheme="minorHAnsi"/>
+        <w:jc w:val="both"/>
+        <w:rPr>
+          <w:rFonts w:asciiTheme="minorHAnsi" w:hAnsiTheme="minorHAnsi"/>
           <w:b/>
           <w:bCs/>
           <w:i/>
           <w:iCs/>
+          <w:sz w:val="24"/>
+          <w:szCs w:val="24"/>
         </w:rPr>
       </w:pPr>
       <w:r>
@@ -343,8 +358,8 @@
         </w:rPr>
         <w:fldChar w:fldCharType="end"/>
       </w:r>
-      <w:bookmarkEnd w:id="0"/>
     </w:p>
+    <w:bookmarkEnd w:id="0"/>
     <w:p>
       <w:pPr>
         <w:spacing w:afterLines="120" w:after="288" w:line="240" w:lineRule="auto"/>
@@ -352,6 +367,8 @@
           <w:rFonts w:asciiTheme="minorHAnsi" w:hAnsiTheme="minorHAnsi" w:cstheme="minorHAnsi"/>
           <w:b/>
           <w:bCs/>
+          <w:i/>
+          <w:iCs/>
         </w:rPr>
       </w:pPr>
     </w:p>
@@ -383,111 +400,21 @@
           <w:iCs/>
         </w:rPr>
       </w:pPr>
-      <w:bookmarkStart w:id="1" w:name="_Hlk92948274"/>
-      <w:r>
-        <w:rPr>
-          <w:rFonts w:asciiTheme="minorHAnsi" w:hAnsiTheme="minorHAnsi" w:cstheme="minorHAnsi"/>
-          <w:i/>
-          <w:iCs/>
-        </w:rPr>
-        <w:t xml:space="preserve">El Sindicato de </w:t>
-      </w:r>
-      <w:r>
-        <w:rPr>
-          <w:rFonts w:asciiTheme="minorHAnsi" w:hAnsiTheme="minorHAnsi" w:cstheme="minorHAnsi"/>
-          <w:i/>
-          <w:iCs/>
-        </w:rPr>
-        <w:t>Profesionales de la Salud</w:t>
-      </w:r>
-      <w:r>
-        <w:rPr>
-          <w:rFonts w:asciiTheme="minorHAnsi" w:hAnsiTheme="minorHAnsi" w:cstheme="minorHAnsi"/>
-          <w:i/>
-          <w:iCs/>
-        </w:rPr>
-        <w:t xml:space="preserve"> (</w:t>
-      </w:r>
-      <w:r>
-        <w:rPr>
-          <w:rFonts w:asciiTheme="minorHAnsi" w:hAnsiTheme="minorHAnsi" w:cstheme="minorHAnsi"/>
-          <w:i/>
-          <w:iCs/>
-        </w:rPr>
-        <w:t>ProSalud</w:t>
-      </w:r>
-      <w:r>
-        <w:rPr>
-          <w:rFonts w:asciiTheme="minorHAnsi" w:hAnsiTheme="minorHAnsi" w:cstheme="minorHAnsi"/>
-          <w:i/>
-          <w:iCs/>
-        </w:rPr>
-        <w:t>) RUT. 900.</w:t>
-      </w:r>
-      <w:r>
-        <w:rPr>
-          <w:rFonts w:asciiTheme="minorHAnsi" w:hAnsiTheme="minorHAnsi" w:cstheme="minorHAnsi"/>
-          <w:i/>
-          <w:iCs/>
-        </w:rPr>
-        <w:t>444</w:t>
-      </w:r>
-      <w:r>
-        <w:rPr>
-          <w:rFonts w:asciiTheme="minorHAnsi" w:hAnsiTheme="minorHAnsi" w:cstheme="minorHAnsi"/>
-          <w:i/>
-          <w:iCs/>
-        </w:rPr>
-        <w:t>.</w:t>
-      </w:r>
-      <w:r>
-        <w:rPr>
-          <w:rFonts w:asciiTheme="minorHAnsi" w:hAnsiTheme="minorHAnsi" w:cstheme="minorHAnsi"/>
-          <w:i/>
-          <w:iCs/>
-        </w:rPr>
-        <w:t>737</w:t>
-      </w:r>
-      <w:r>
-        <w:rPr>
-          <w:rFonts w:asciiTheme="minorHAnsi" w:hAnsiTheme="minorHAnsi" w:cstheme="minorHAnsi"/>
-          <w:i/>
-          <w:iCs/>
-        </w:rPr>
-        <w:t xml:space="preserve"> – 1, </w:t>
-      </w:r>
-      <w:bookmarkStart w:id="2" w:name="_Hlk93414168"/>
-      <w:r>
-        <w:rPr>
-          <w:rFonts w:asciiTheme="minorHAnsi" w:hAnsiTheme="minorHAnsi" w:cstheme="minorHAnsi"/>
-          <w:i/>
-          <w:iCs/>
-        </w:rPr>
-        <w:t>certifica que</w:t>
-      </w:r>
-      <w:r>
-        <w:rPr>
-          <w:rFonts w:asciiTheme="minorHAnsi" w:hAnsiTheme="minorHAnsi" w:cstheme="minorHAnsi"/>
-          <w:i/>
-          <w:iCs/>
-        </w:rPr>
-        <w:t xml:space="preserve"> </w:t>
-      </w:r>
-      <w:r>
-        <w:rPr>
-          <w:rFonts w:asciiTheme="minorHAnsi" w:hAnsiTheme="minorHAnsi" w:cstheme="minorHAnsi"/>
-          <w:i/>
-          <w:iCs/>
-        </w:rPr>
-        <w:t>la persona</w:t>
-      </w:r>
-      <w:r>
-        <w:rPr>
-          <w:rFonts w:asciiTheme="minorHAnsi" w:hAnsiTheme="minorHAnsi" w:cstheme="minorHAnsi"/>
-          <w:i/>
-          <w:iCs/>
-        </w:rPr>
-        <w:t xml:space="preserve"> </w:t>
+      <w:r>
+        <w:rPr>
+          <w:rFonts w:asciiTheme="minorHAnsi" w:hAnsiTheme="minorHAnsi" w:cstheme="minorHAnsi"/>
+          <w:i/>
+          <w:iCs/>
+        </w:rPr>
+        <w:t xml:space="preserve">El </w:t>
+      </w:r>
+      <w:r>
+        <w:rPr>
+          <w:rFonts w:asciiTheme="minorHAnsi" w:hAnsiTheme="minorHAnsi" w:cstheme="minorHAnsi"/>
+          <w:i/>
+          <w:iCs/>
+        </w:rPr>
+        <w:t xml:space="preserve">Sindicato de Profesionales de la Salud (ProSalud) RUT. 900.444.737 – 1, certifica que la persona </w:t>
       </w:r>
       <w:r>
         <w:rPr>
@@ -532,39 +459,7 @@
           <w:i/>
           <w:iCs/>
         </w:rPr>
-        <w:t xml:space="preserve">con </w:t>
-      </w:r>
-      <w:r>
-        <w:rPr>
-          <w:rFonts w:asciiTheme="minorHAnsi" w:hAnsiTheme="minorHAnsi" w:cstheme="minorHAnsi"/>
-          <w:i/>
-          <w:iCs/>
-        </w:rPr>
-        <w:t xml:space="preserve">documento de identidad </w:t>
-      </w:r>
-      <w:r>
-        <w:rPr>
-          <w:rFonts w:asciiTheme="minorHAnsi" w:hAnsiTheme="minorHAnsi" w:cstheme="minorHAnsi"/>
-          <w:i/>
-          <w:iCs/>
-        </w:rPr>
-        <w:t>${DOCUMENTO}</w:t>
-      </w:r>
-      <w:r>
-        <w:rPr>
-          <w:rFonts w:asciiTheme="minorHAnsi" w:hAnsiTheme="minorHAnsi" w:cstheme="minorHAnsi"/>
-          <w:i/>
-          <w:iCs/>
-        </w:rPr>
-        <w:t>,</w:t>
-      </w:r>
-      <w:r>
-        <w:rPr>
-          <w:rFonts w:asciiTheme="minorHAnsi" w:hAnsiTheme="minorHAnsi" w:cstheme="minorHAnsi"/>
-          <w:i/>
-          <w:iCs/>
-        </w:rPr>
-        <w:t xml:space="preserve"> </w:t>
+        <w:t xml:space="preserve">con documento de identidad ${DOCUMENTO}, </w:t>
       </w:r>
       <w:r>
         <w:rPr>
@@ -579,15 +474,7 @@
           <w:i/>
           <w:iCs/>
         </w:rPr>
-        <w:t>afiliada</w:t>
-      </w:r>
-      <w:r>
-        <w:rPr>
-          <w:rFonts w:asciiTheme="minorHAnsi" w:hAnsiTheme="minorHAnsi" w:cstheme="minorHAnsi"/>
-          <w:i/>
-          <w:iCs/>
-        </w:rPr>
-        <w:t xml:space="preserve"> </w:t>
+        <w:t xml:space="preserve">afiliada </w:t>
       </w:r>
       <w:r>
         <w:rPr>
@@ -668,39 +555,7 @@
           <w:i/>
           <w:iCs/>
         </w:rPr>
-        <w:t>al Sindicato</w:t>
-      </w:r>
-      <w:r>
-        <w:rPr>
-          <w:rFonts w:asciiTheme="minorHAnsi" w:hAnsiTheme="minorHAnsi" w:cstheme="minorHAnsi"/>
-          <w:i/>
-          <w:iCs/>
-        </w:rPr>
-        <w:t>,</w:t>
-      </w:r>
-      <w:r>
-        <w:rPr>
-          <w:rFonts w:asciiTheme="minorHAnsi" w:hAnsiTheme="minorHAnsi" w:cstheme="minorHAnsi"/>
-          <w:i/>
-          <w:iCs/>
-        </w:rPr>
-        <w:t xml:space="preserve"> </w:t>
-      </w:r>
-      <w:r>
-        <w:rPr>
-          <w:rFonts w:asciiTheme="minorHAnsi" w:hAnsiTheme="minorHAnsi" w:cstheme="minorHAnsi"/>
-          <w:i/>
-          <w:iCs/>
-        </w:rPr>
-        <w:t>a través de</w:t>
-      </w:r>
-      <w:r>
-        <w:rPr>
-          <w:rFonts w:asciiTheme="minorHAnsi" w:hAnsiTheme="minorHAnsi" w:cstheme="minorHAnsi"/>
-          <w:i/>
-          <w:iCs/>
-        </w:rPr>
-        <w:t xml:space="preserve"> </w:t>
+        <w:t xml:space="preserve">al Sindicato, a través de </w:t>
       </w:r>
       <w:r>
         <w:rPr>
@@ -726,7 +581,103 @@
           <w:i/>
           <w:iCs/>
         </w:rPr>
-        <w:t xml:space="preserve">de </w:t>
+        <w:t>de Ejecución Sindical</w:t>
+      </w:r>
+      <w:r>
+        <w:rPr>
+          <w:rFonts w:asciiTheme="minorHAnsi" w:hAnsiTheme="minorHAnsi" w:cstheme="minorHAnsi"/>
+          <w:i/>
+          <w:iCs/>
+        </w:rPr>
+        <w:t xml:space="preserve">, que </w:t>
+      </w:r>
+      <w:r>
+        <w:rPr>
+          <w:i/>
+          <w:iCs/>
+        </w:rPr>
+        <w:t>${DESARROLLA_ACTUALMENTE_DESARROLLO}</w:t>
+      </w:r>
+      <w:r>
+        <w:rPr>
+          <w:rFonts w:asciiTheme="minorHAnsi" w:hAnsiTheme="minorHAnsi" w:cstheme="minorHAnsi"/>
+          <w:i/>
+          <w:iCs/>
+        </w:rPr>
+        <w:fldChar w:fldCharType="begin"/>
+      </w:r>
+      <w:r>
+        <w:rPr>
+          <w:rFonts w:asciiTheme="minorHAnsi" w:hAnsiTheme="minorHAnsi" w:cstheme="minorHAnsi"/>
+          <w:i/>
+          <w:iCs/>
+        </w:rPr>
+        <w:instrText xml:space="preserve"> IF </w:instrText>
+      </w:r>
+      <w:r>
+        <w:rPr>
+          <w:rFonts w:asciiTheme="minorHAnsi" w:hAnsiTheme="minorHAnsi" w:cstheme="minorHAnsi"/>
+          <w:i/>
+          <w:iCs/>
+        </w:rPr>
+        <w:fldChar w:fldCharType="begin"/>
+      </w:r>
+      <w:r>
+        <w:rPr>
+          <w:rFonts w:asciiTheme="minorHAnsi" w:hAnsiTheme="minorHAnsi" w:cstheme="minorHAnsi"/>
+          <w:i/>
+          <w:iCs/>
+        </w:rPr>
+        <w:instrText xml:space="preserve"> MERGEFIELD ESTADO </w:instrText>
+      </w:r>
+      <w:r>
+        <w:rPr>
+          <w:rFonts w:asciiTheme="minorHAnsi" w:hAnsiTheme="minorHAnsi" w:cstheme="minorHAnsi"/>
+          <w:i/>
+          <w:iCs/>
+        </w:rPr>
+        <w:fldChar w:fldCharType="separate"/>
+      </w:r>
+      <w:r>
+        <w:rPr>
+          <w:rFonts w:asciiTheme="minorHAnsi" w:hAnsiTheme="minorHAnsi" w:cstheme="minorHAnsi"/>
+          <w:i/>
+          <w:iCs/>
+          <w:noProof/>
+        </w:rPr>
+        <w:instrText>ACTIVO</w:instrText>
+      </w:r>
+      <w:r>
+        <w:rPr>
+          <w:rFonts w:asciiTheme="minorHAnsi" w:hAnsiTheme="minorHAnsi" w:cstheme="minorHAnsi"/>
+          <w:i/>
+          <w:iCs/>
+        </w:rPr>
+        <w:fldChar w:fldCharType="end"/>
+      </w:r>
+      <w:r>
+        <w:rPr>
+          <w:rFonts w:asciiTheme="minorHAnsi" w:hAnsiTheme="minorHAnsi" w:cstheme="minorHAnsi"/>
+          <w:i/>
+          <w:iCs/>
+        </w:rPr>
+        <w:instrText xml:space="preserve"> = "NO ACTIVO" "desarrolló" "" </w:instrText>
+      </w:r>
+      <w:r>
+        <w:rPr>
+          <w:rFonts w:asciiTheme="minorHAnsi" w:hAnsiTheme="minorHAnsi" w:cstheme="minorHAnsi"/>
+          <w:i/>
+          <w:iCs/>
+        </w:rPr>
+        <w:fldChar w:fldCharType="end"/>
+      </w:r>
+      <w:r>
+        <w:rPr>
+          <w:rFonts w:asciiTheme="minorHAnsi" w:hAnsiTheme="minorHAnsi" w:cstheme="minorHAnsi"/>
+          <w:i/>
+          <w:iCs/>
+        </w:rPr>
+        <w:t xml:space="preserve"> en </w:t>
       </w:r>
       <w:r>
         <w:rPr>
@@ -736,17 +687,16 @@
           <w:i/>
           <w:iCs/>
         </w:rPr>
-        <w:t>E</w:t>
-      </w:r>
-      <w:r>
-        <w:rPr>
-          <w:rFonts w:asciiTheme="minorHAnsi" w:hAnsiTheme="minorHAnsi" w:cstheme="minorHAnsi"/>
+        <w:t>${</w:t>
+      </w:r>
+      <w:r>
+        <w:rPr>
           <w:b/>
           <w:bCs/>
           <w:i/>
           <w:iCs/>
         </w:rPr>
-        <w:t xml:space="preserve">jecución </w:t>
+        <w:t>HOSPITAL</w:t>
       </w:r>
       <w:r>
         <w:rPr>
@@ -756,182 +706,30 @@
           <w:i/>
           <w:iCs/>
         </w:rPr>
-        <w:t>S</w:t>
-      </w:r>
-      <w:r>
-        <w:rPr>
-          <w:rFonts w:asciiTheme="minorHAnsi" w:hAnsiTheme="minorHAnsi" w:cstheme="minorHAnsi"/>
+        <w:t>}</w:t>
+      </w:r>
+      <w:r>
+        <w:rPr>
+          <w:rFonts w:asciiTheme="minorHAnsi" w:hAnsiTheme="minorHAnsi" w:cstheme="minorHAnsi"/>
+          <w:i/>
+          <w:iCs/>
+        </w:rPr>
+        <w:t xml:space="preserve">. </w:t>
+      </w:r>
+      <w:r>
+        <w:rPr>
+          <w:i/>
+          <w:iCs/>
+        </w:rPr>
+        <w:t xml:space="preserve">La fecha de ingreso puede verificarse en la sección de </w:t>
+      </w:r>
+      <w:r>
+        <w:rPr>
           <w:b/>
           <w:bCs/>
           <w:i/>
           <w:iCs/>
         </w:rPr>
-        <w:t>indical</w:t>
-      </w:r>
-      <w:bookmarkEnd w:id="2"/>
-      <w:r>
-        <w:rPr>
-          <w:rFonts w:asciiTheme="minorHAnsi" w:hAnsiTheme="minorHAnsi" w:cstheme="minorHAnsi"/>
-          <w:i/>
-          <w:iCs/>
-        </w:rPr>
-        <w:t xml:space="preserve">, </w:t>
-      </w:r>
-      <w:r>
-        <w:rPr>
-          <w:rFonts w:asciiTheme="minorHAnsi" w:hAnsiTheme="minorHAnsi" w:cstheme="minorHAnsi"/>
-          <w:i/>
-          <w:iCs/>
-        </w:rPr>
-        <w:t>que</w:t>
-      </w:r>
-      <w:r>
-        <w:rPr>
-          <w:rFonts w:asciiTheme="minorHAnsi" w:hAnsiTheme="minorHAnsi" w:cstheme="minorHAnsi"/>
-          <w:i/>
-          <w:iCs/>
-        </w:rPr>
-        <w:t xml:space="preserve"> </w:t>
-      </w:r>
-      <w:r>
-        <w:rPr>
-          <w:i/>
-          <w:iCs/>
-        </w:rPr>
-        <w:t>${DESARROLLA_ACTUALMENTE_DESARROLLO}</w:t>
-      </w:r>
-      <w:r>
-        <w:rPr>
-          <w:rFonts w:asciiTheme="minorHAnsi" w:hAnsiTheme="minorHAnsi" w:cstheme="minorHAnsi"/>
-          <w:i/>
-          <w:iCs/>
-        </w:rPr>
-        <w:fldChar w:fldCharType="begin"/>
-      </w:r>
-      <w:r>
-        <w:rPr>
-          <w:rFonts w:asciiTheme="minorHAnsi" w:hAnsiTheme="minorHAnsi" w:cstheme="minorHAnsi"/>
-          <w:i/>
-          <w:iCs/>
-        </w:rPr>
-        <w:instrText xml:space="preserve"> IF </w:instrText>
-      </w:r>
-      <w:r>
-        <w:rPr>
-          <w:rFonts w:asciiTheme="minorHAnsi" w:hAnsiTheme="minorHAnsi" w:cstheme="minorHAnsi"/>
-          <w:i/>
-          <w:iCs/>
-        </w:rPr>
-        <w:fldChar w:fldCharType="begin"/>
-      </w:r>
-      <w:r>
-        <w:rPr>
-          <w:rFonts w:asciiTheme="minorHAnsi" w:hAnsiTheme="minorHAnsi" w:cstheme="minorHAnsi"/>
-          <w:i/>
-          <w:iCs/>
-        </w:rPr>
-        <w:instrText xml:space="preserve"> MERGEFIELD ESTADO </w:instrText>
-      </w:r>
-      <w:r>
-        <w:rPr>
-          <w:rFonts w:asciiTheme="minorHAnsi" w:hAnsiTheme="minorHAnsi" w:cstheme="minorHAnsi"/>
-          <w:i/>
-          <w:iCs/>
-        </w:rPr>
-        <w:fldChar w:fldCharType="separate"/>
-      </w:r>
-      <w:r>
-        <w:rPr>
-          <w:rFonts w:asciiTheme="minorHAnsi" w:hAnsiTheme="minorHAnsi" w:cstheme="minorHAnsi"/>
-          <w:i/>
-          <w:iCs/>
-          <w:noProof/>
-        </w:rPr>
-        <w:instrText>ACTIVO</w:instrText>
-      </w:r>
-      <w:r>
-        <w:rPr>
-          <w:rFonts w:asciiTheme="minorHAnsi" w:hAnsiTheme="minorHAnsi" w:cstheme="minorHAnsi"/>
-          <w:i/>
-          <w:iCs/>
-        </w:rPr>
-        <w:fldChar w:fldCharType="end"/>
-      </w:r>
-      <w:r>
-        <w:rPr>
-          <w:rFonts w:asciiTheme="minorHAnsi" w:hAnsiTheme="minorHAnsi" w:cstheme="minorHAnsi"/>
-          <w:i/>
-          <w:iCs/>
-        </w:rPr>
-        <w:instrText xml:space="preserve"> = "NO ACTIVO" "desarrolló" "" </w:instrText>
-      </w:r>
-      <w:r>
-        <w:rPr>
-          <w:rFonts w:asciiTheme="minorHAnsi" w:hAnsiTheme="minorHAnsi" w:cstheme="minorHAnsi"/>
-          <w:i/>
-          <w:iCs/>
-        </w:rPr>
-        <w:fldChar w:fldCharType="end"/>
-      </w:r>
-      <w:r>
-        <w:rPr>
-          <w:rFonts w:asciiTheme="minorHAnsi" w:hAnsiTheme="minorHAnsi" w:cstheme="minorHAnsi"/>
-          <w:i/>
-          <w:iCs/>
-        </w:rPr>
-        <w:t xml:space="preserve"> en </w:t>
-      </w:r>
-      <w:r>
-        <w:rPr>
-          <w:rFonts w:asciiTheme="minorHAnsi" w:hAnsiTheme="minorHAnsi" w:cstheme="minorHAnsi"/>
-          <w:b/>
-          <w:bCs/>
-          <w:i/>
-          <w:iCs/>
-        </w:rPr>
-        <w:t>${</w:t>
-      </w:r>
-      <w:r>
-        <w:rPr>
-          <w:b/>
-          <w:bCs/>
-          <w:i/>
-          <w:iCs/>
-        </w:rPr>
-        <w:t>HOSPITAL</w:t>
-      </w:r>
-      <w:r>
-        <w:rPr>
-          <w:rFonts w:asciiTheme="minorHAnsi" w:hAnsiTheme="minorHAnsi" w:cstheme="minorHAnsi"/>
-          <w:b/>
-          <w:bCs/>
-          <w:i/>
-          <w:iCs/>
-        </w:rPr>
-        <w:t>}</w:t>
-      </w:r>
-      <w:r>
-        <w:rPr>
-          <w:rFonts w:asciiTheme="minorHAnsi" w:hAnsiTheme="minorHAnsi" w:cstheme="minorHAnsi"/>
-          <w:i/>
-          <w:iCs/>
-        </w:rPr>
-        <w:t xml:space="preserve">. </w:t>
-      </w:r>
-      <w:r>
-        <w:rPr>
-          <w:i/>
-          <w:iCs/>
-        </w:rPr>
-        <w:t xml:space="preserve">La fecha de ingreso puede verificarse en la sección de </w:t>
-      </w:r>
-      <w:r>
-        <w:rPr>
-          <w:b/>
-          <w:bCs/>
-          <w:i/>
-          <w:iCs/>
-        </w:rPr>
         <w:t>Convenios</w:t>
       </w:r>
       <w:r>
@@ -939,101 +737,8 @@
           <w:i/>
           <w:iCs/>
         </w:rPr>
-        <w:t>, donde se listan los periodos de participación.</w:t>
-      </w:r>
-      <w:r>
-        <w:rPr>
-          <w:rFonts w:asciiTheme="minorHAnsi" w:hAnsiTheme="minorHAnsi" w:cstheme="minorHAnsi"/>
-          <w:i/>
-          <w:iCs/>
-        </w:rPr>
-        <w:fldChar w:fldCharType="begin"/>
-      </w:r>
-      <w:r>
-        <w:rPr>
-          <w:rFonts w:asciiTheme="minorHAnsi" w:hAnsiTheme="minorHAnsi" w:cstheme="minorHAnsi"/>
-          <w:i/>
-          <w:iCs/>
-        </w:rPr>
-        <w:instrText xml:space="preserve"> IF </w:instrText>
-      </w:r>
-      <w:r>
-        <w:rPr>
-          <w:rFonts w:asciiTheme="minorHAnsi" w:hAnsiTheme="minorHAnsi" w:cstheme="minorHAnsi"/>
-          <w:i/>
-          <w:iCs/>
-        </w:rPr>
-        <w:fldChar w:fldCharType="begin"/>
-      </w:r>
-      <w:r>
-        <w:rPr>
-          <w:rFonts w:asciiTheme="minorHAnsi" w:hAnsiTheme="minorHAnsi" w:cstheme="minorHAnsi"/>
-          <w:i/>
-          <w:iCs/>
-        </w:rPr>
-        <w:instrText xml:space="preserve"> MERGEFIELD SEXO </w:instrText>
-      </w:r>
-      <w:r>
-        <w:rPr>
-          <w:rFonts w:asciiTheme="minorHAnsi" w:hAnsiTheme="minorHAnsi" w:cstheme="minorHAnsi"/>
-          <w:i/>
-          <w:iCs/>
-        </w:rPr>
-        <w:fldChar w:fldCharType="separate"/>
-      </w:r>
-      <w:r>
-        <w:rPr>
-          <w:rFonts w:asciiTheme="minorHAnsi" w:hAnsiTheme="minorHAnsi" w:cstheme="minorHAnsi"/>
-          <w:i/>
-          <w:iCs/>
-        </w:rPr>
-        <w:instrText>M</w:instrText>
-      </w:r>
-      <w:r>
-        <w:rPr>
-          <w:rFonts w:asciiTheme="minorHAnsi" w:hAnsiTheme="minorHAnsi" w:cstheme="minorHAnsi"/>
-          <w:i/>
-          <w:iCs/>
-        </w:rPr>
-        <w:fldChar w:fldCharType="end"/>
-      </w:r>
-      <w:r>
-        <w:rPr>
-          <w:rFonts w:asciiTheme="minorHAnsi" w:hAnsiTheme="minorHAnsi" w:cstheme="minorHAnsi"/>
-          <w:i/>
-          <w:iCs/>
-        </w:rPr>
-        <w:instrText xml:space="preserve"> = "F" "</w:instrText>
-      </w:r>
-    </w:p>
-    <w:p>
-      <w:pPr>
-        <w:spacing w:afterLines="120" w:after="288" w:line="240" w:lineRule="auto"/>
-        <w:ind w:left="708"/>
-        <w:jc w:val="both"/>
-        <w:rPr>
-          <w:rFonts w:asciiTheme="minorHAnsi" w:hAnsiTheme="minorHAnsi" w:cstheme="minorHAnsi"/>
-          <w:i/>
-          <w:iCs/>
-        </w:rPr>
-      </w:pPr>
-      <w:r>
-        <w:rPr>
-          <w:rFonts w:asciiTheme="minorHAnsi" w:hAnsiTheme="minorHAnsi" w:cstheme="minorHAnsi"/>
-          <w:i/>
-          <w:iCs/>
-        </w:rPr>
-        <w:instrText xml:space="preserve">En calidad de afiliada partícipe" "" </w:instrText>
-      </w:r>
-      <w:r>
-        <w:rPr>
-          <w:rFonts w:asciiTheme="minorHAnsi" w:hAnsiTheme="minorHAnsi" w:cstheme="minorHAnsi"/>
-          <w:i/>
-          <w:iCs/>
-        </w:rPr>
-        <w:fldChar w:fldCharType="end"/>
-      </w:r>
-      <w:bookmarkEnd w:id="1"/>
+        <w:t>, donde se listan los periodos de participación</w:t>
+      </w:r>
     </w:p>
     <w:p>
       <w:pPr>
@@ -3238,8 +2943,8 @@
         </w:rPr>
         <w:fldChar w:fldCharType="end"/>
       </w:r>
-      <w:bookmarkStart w:id="3" w:name="_Hlk159928067"/>
-      <w:bookmarkStart w:id="4" w:name="_Hlk159927646"/>
+      <w:bookmarkStart w:id="1" w:name="_Hlk159928067"/>
+      <w:bookmarkStart w:id="2" w:name="_Hlk159927646"/>
       <w:r>
         <w:rPr>
           <w:rFonts w:asciiTheme="minorHAnsi" w:hAnsiTheme="minorHAnsi" w:cstheme="minorHAnsi"/>
@@ -3427,12 +3132,16 @@
           <w:rFonts w:asciiTheme="minorHAnsi" w:hAnsiTheme="minorHAnsi" w:cstheme="minorHAnsi"/>
           <w:i/>
           <w:iCs/>
+          <w:sz w:val="20"/>
+          <w:szCs w:val="20"/>
         </w:rPr>
       </w:pPr>
       <w:r>
         <w:rPr>
           <w:i/>
           <w:iCs/>
+          <w:sz w:val="20"/>
+          <w:szCs w:val="20"/>
         </w:rPr>
         <w:t>${LISTA_CONVENIOS}</w:t>
       </w:r>
@@ -11427,8 +11136,8 @@
         </w:rPr>
         <w:fldChar w:fldCharType="end"/>
       </w:r>
-      <w:bookmarkStart w:id="5" w:name="_Hlk213252853"/>
-      <w:bookmarkEnd w:id="3"/>
+      <w:bookmarkStart w:id="3" w:name="_Hlk213252853"/>
+      <w:bookmarkEnd w:id="1"/>
     </w:p>
     <w:p>
       <w:pPr>
@@ -11456,7 +11165,7 @@
         </w:rPr>
         <w:t xml:space="preserve">ste certificado </w:t>
       </w:r>
-      <w:bookmarkEnd w:id="4"/>
+      <w:bookmarkEnd w:id="2"/>
       <w:r>
         <w:rPr>
           <w:rFonts w:asciiTheme="minorHAnsi" w:hAnsiTheme="minorHAnsi" w:cstheme="minorHAnsi"/>
@@ -11567,15 +11276,7 @@
           <w:i/>
           <w:iCs/>
         </w:rPr>
-        <w:t>${DIA_CERTIFICADO} días del mes de ${MES_CERTIFICADO} de ${ANIO_CERTIFICADO</w:t>
-      </w:r>
-      <w:r>
-        <w:rPr>
-          <w:rFonts w:asciiTheme="minorHAnsi" w:hAnsiTheme="minorHAnsi" w:cstheme="minorHAnsi"/>
-          <w:i/>
-          <w:iCs/>
-        </w:rPr>
-        <w:t>}</w:t>
+        <w:t>${DIA_CERTIFICADO} días del mes de ${MES_CERTIFICADO} de ${ANIO_CERTIFICADO}</w:t>
       </w:r>
       <w:r>
         <w:rPr>
@@ -11721,7 +11422,7 @@
         </w:rPr>
         <w:t xml:space="preserve"> anexando copia del certificado que desea confirmar.</w:t>
       </w:r>
-      <w:bookmarkEnd w:id="5"/>
+      <w:bookmarkEnd w:id="3"/>
     </w:p>
     <w:p>
       <w:pPr>
@@ -12497,7 +12198,7 @@
         <v:path o:extrusionok="f" gradientshapeok="t" o:connecttype="rect"/>
         <o:lock v:ext="edit" aspectratio="t"/>
       </v:shapetype>
-      <v:shape id="Imagen 1302488667" o:spid="_x0000_i1025" type="#_x0000_t75" style="width:10.9pt;height:10.9pt;visibility:visible;mso-wrap-style:square" o:bullet="t">
+      <v:shape id="Imagen 1302488667" o:spid="_x0000_i1025" type="#_x0000_t75" style="width:10.85pt;height:10.85pt;visibility:visible;mso-wrap-style:square" o:bullet="t">
         <v:imagedata r:id="rId1" o:title=""/>
       </v:shape>
     </w:pict>
@@ -14464,7 +14165,7 @@
       </w:tcPr>
     </w:tblStylePr>
   </w:style>
-  <w:style w:type="character" w:styleId="Textoennegrita">
+  <w:style w:type="character" w:styleId="Fuerte">
     <w:name w:val="Strong"/>
     <w:basedOn w:val="Fuentedeprrafopredeter"/>
     <w:uiPriority w:val="22"/>

--- a/resources/templates/certificado_convenio_subsidio_vivienda_template.docx
+++ b/resources/templates/certificado_convenio_subsidio_vivienda_template.docx
@@ -17,21 +17,13 @@
           <w:noProof/>
           <w:lang w:val="es-419" w:eastAsia="es-419"/>
         </w:rPr>
-      </w:r>
-      <w:r>
-        <w:rPr>
-          <w:i/>
-          <w:iCs/>
-          <w:noProof/>
-          <w:lang w:val="es-419" w:eastAsia="es-419"/>
-        </w:rPr>
-        <w:pict w14:anchorId="394DAF60">
+        <w:pict w14:anchorId="690F617A">
           <v:shapetype id="_x0000_t201" coordsize="21600,21600" o:spt="201" path="m,l,21600r21600,l21600,xe">
             <v:stroke joinstyle="miter"/>
             <v:path shadowok="f" o:extrusionok="f" strokeok="f" fillok="f" o:connecttype="rect"/>
             <o:lock v:ext="edit" shapetype="t"/>
           </v:shapetype>
-          <v:shape id="_x0000_s1026" type="#_x0000_t201" alt="" style="position:absolute;margin-left:537.85pt;margin-top:34.8pt;width:83.25pt;height:36.75pt;z-index:251660288;mso-wrap-edited:f;mso-width-percent:0;mso-height-percent:0;mso-width-percent:0;mso-height-percent:0" o:preferrelative="t" filled="f" stroked="f">
+          <v:shape id="_x0000_s2050" type="#_x0000_t201" alt="" style="position:absolute;margin-left:537.85pt;margin-top:34.8pt;width:83.25pt;height:36.75pt;z-index:251660288;mso-wrap-edited:f;mso-width-percent:0;mso-height-percent:0;mso-width-percent:0;mso-height-percent:0" o:preferrelative="t" filled="f" stroked="f">
             <v:imagedata r:id="rId8" o:title=""/>
             <o:lock v:ext="edit" aspectratio="t"/>
           </v:shape>
@@ -406,15 +398,7 @@
           <w:i/>
           <w:iCs/>
         </w:rPr>
-        <w:t xml:space="preserve">El </w:t>
-      </w:r>
-      <w:r>
-        <w:rPr>
-          <w:rFonts w:asciiTheme="minorHAnsi" w:hAnsiTheme="minorHAnsi" w:cstheme="minorHAnsi"/>
-          <w:i/>
-          <w:iCs/>
-        </w:rPr>
-        <w:t xml:space="preserve">Sindicato de Profesionales de la Salud (ProSalud) RUT. 900.444.737 – 1, certifica que la persona </w:t>
+        <w:t xml:space="preserve">El Sindicato de Profesionales de la Salud (ProSalud) RUT. 900.444.737 – 1, certifica que la persona </w:t>
       </w:r>
       <w:r>
         <w:rPr>
@@ -791,117 +775,10 @@
       </w:r>
       <w:r>
         <w:rPr>
-          <w:rFonts w:asciiTheme="minorHAnsi" w:hAnsiTheme="minorHAnsi" w:cstheme="minorHAnsi"/>
-          <w:i/>
-          <w:iCs/>
-        </w:rPr>
-        <w:t xml:space="preserve"> </w:t>
-      </w:r>
-      <w:r>
-        <w:rPr>
-          <w:rFonts w:asciiTheme="minorHAnsi" w:hAnsiTheme="minorHAnsi" w:cstheme="minorHAnsi"/>
-          <w:i/>
-          <w:iCs/>
-        </w:rPr>
-        <w:fldChar w:fldCharType="begin"/>
-      </w:r>
-      <w:r>
-        <w:rPr>
-          <w:rFonts w:asciiTheme="minorHAnsi" w:hAnsiTheme="minorHAnsi" w:cstheme="minorHAnsi"/>
-          <w:i/>
-          <w:iCs/>
-        </w:rPr>
-        <w:instrText xml:space="preserve"> IF </w:instrText>
-      </w:r>
-      <w:r>
-        <w:rPr>
-          <w:rFonts w:asciiTheme="minorHAnsi" w:hAnsiTheme="minorHAnsi" w:cstheme="minorHAnsi"/>
-          <w:i/>
-          <w:iCs/>
-        </w:rPr>
-        <w:fldChar w:fldCharType="begin"/>
-      </w:r>
-      <w:r>
-        <w:rPr>
-          <w:rFonts w:asciiTheme="minorHAnsi" w:hAnsiTheme="minorHAnsi" w:cstheme="minorHAnsi"/>
-          <w:i/>
-          <w:iCs/>
-        </w:rPr>
-        <w:instrText xml:space="preserve"> MERGEFIELD ESTADO </w:instrText>
-      </w:r>
-      <w:r>
-        <w:rPr>
-          <w:rFonts w:asciiTheme="minorHAnsi" w:hAnsiTheme="minorHAnsi" w:cstheme="minorHAnsi"/>
-          <w:i/>
-          <w:iCs/>
-        </w:rPr>
-        <w:fldChar w:fldCharType="separate"/>
-      </w:r>
-      <w:r>
-        <w:rPr>
-          <w:rFonts w:asciiTheme="minorHAnsi" w:hAnsiTheme="minorHAnsi" w:cstheme="minorHAnsi"/>
-          <w:i/>
-          <w:iCs/>
-          <w:noProof/>
-        </w:rPr>
-        <w:instrText>ACTIVO</w:instrText>
-      </w:r>
-      <w:r>
-        <w:rPr>
-          <w:rFonts w:asciiTheme="minorHAnsi" w:hAnsiTheme="minorHAnsi" w:cstheme="minorHAnsi"/>
-          <w:i/>
-          <w:iCs/>
-        </w:rPr>
-        <w:fldChar w:fldCharType="end"/>
-      </w:r>
-      <w:r>
-        <w:rPr>
-          <w:rFonts w:asciiTheme="minorHAnsi" w:hAnsiTheme="minorHAnsi" w:cstheme="minorHAnsi"/>
-          <w:i/>
-          <w:iCs/>
-        </w:rPr>
-        <w:instrText xml:space="preserve"> = "ACTIVO" "</w:instrText>
-      </w:r>
-      <w:r>
-        <w:rPr>
-          <w:rFonts w:asciiTheme="minorHAnsi" w:hAnsiTheme="minorHAnsi" w:cstheme="minorHAnsi"/>
-          <w:i/>
-          <w:iCs/>
-        </w:rPr>
-        <w:instrText>atiende procesos de</w:instrText>
-      </w:r>
-      <w:r>
-        <w:rPr>
-          <w:rFonts w:asciiTheme="minorHAnsi" w:hAnsiTheme="minorHAnsi" w:cstheme="minorHAnsi"/>
-          <w:i/>
-          <w:iCs/>
-        </w:rPr>
-        <w:instrText xml:space="preserve">" "" </w:instrText>
-      </w:r>
-      <w:r>
-        <w:rPr>
-          <w:rFonts w:asciiTheme="minorHAnsi" w:hAnsiTheme="minorHAnsi" w:cstheme="minorHAnsi"/>
-          <w:i/>
-          <w:iCs/>
-        </w:rPr>
-        <w:fldChar w:fldCharType="separate"/>
-      </w:r>
-      <w:r>
-        <w:rPr>
-          <w:rFonts w:asciiTheme="minorHAnsi" w:hAnsiTheme="minorHAnsi" w:cstheme="minorHAnsi"/>
-          <w:i/>
-          <w:iCs/>
-          <w:noProof/>
-        </w:rPr>
-        <w:t>procesos de</w:t>
-      </w:r>
-      <w:r>
-        <w:rPr>
-          <w:rFonts w:asciiTheme="minorHAnsi" w:hAnsiTheme="minorHAnsi" w:cstheme="minorHAnsi"/>
-          <w:i/>
-          <w:iCs/>
-        </w:rPr>
-        <w:fldChar w:fldCharType="end"/>
+          <w:i/>
+          <w:iCs/>
+        </w:rPr>
+        <w:t xml:space="preserve"> procesos de</w:t>
       </w:r>
       <w:r>
         <w:rPr>
@@ -12179,7 +12056,7 @@
 <w:numbering xmlns:wpc="http://schemas.microsoft.com/office/word/2010/wordprocessingCanvas" xmlns:cx="http://schemas.microsoft.com/office/drawing/2014/chartex" xmlns:cx1="http://schemas.microsoft.com/office/drawing/2015/9/8/chartex" xmlns:cx2="http://schemas.microsoft.com/office/drawing/2015/10/21/chartex" xmlns:cx3="http://schemas.microsoft.com/office/drawing/2016/5/9/chartex" xmlns:cx4="http://schemas.microsoft.com/office/drawing/2016/5/10/chartex" xmlns:cx5="http://schemas.microsoft.com/office/drawing/2016/5/11/chartex" xmlns:cx6="http://schemas.microsoft.com/office/drawing/2016/5/12/chartex" xmlns:cx7="http://schemas.microsoft.com/office/drawing/2016/5/13/chartex" xmlns:cx8="http://schemas.microsoft.com/office/drawing/2016/5/14/chartex" xmlns:mc="http://schemas.openxmlformats.org/markup-compatibility/2006" xmlns:aink="http://schemas.microsoft.com/office/drawing/2016/ink" xmlns:am3d="http://schemas.microsoft.com/office/drawing/2017/model3d" xmlns:o="urn:schemas-microsoft-com:office:office" xmlns:oel="http://schemas.microsoft.com/office/2019/extlst" xmlns:r="http://schemas.openxmlformats.org/officeDocument/2006/relationships" xmlns:m="http://schemas.openxmlformats.org/officeDocument/2006/math" xmlns:v="urn:schemas-microsoft-com:vml" xmlns:wp14="http://schemas.microsoft.com/office/word/2010/wordprocessingDrawing" xmlns:wp="http://schemas.openxmlformats.org/drawingml/2006/wordprocessingDrawing" xmlns:w10="urn:schemas-microsoft-com:office:word" xmlns:w="http://schemas.openxmlformats.org/wordprocessingml/2006/main" xmlns:w14="http://schemas.microsoft.com/office/word/2010/wordml" xmlns:w15="http://schemas.microsoft.com/office/word/2012/wordml" xmlns:w16cex="http://schemas.microsoft.com/office/word/2018/wordml/cex" xmlns:w16cid="http://schemas.microsoft.com/office/word/2016/wordml/cid" xmlns:w16="http://schemas.microsoft.com/office/word/2018/wordml" xmlns:w16du="http://schemas.microsoft.com/office/word/2023/wordml/word16du" xmlns:w16sdtdh="http://schemas.microsoft.com/office/word/2020/wordml/sdtdatahash" xmlns:w16sdtfl="http://schemas.microsoft.com/office/word/2024/wordml/sdtformatlock" xmlns:w16se="http://schemas.microsoft.com/office/word/2015/wordml/symex" xmlns:wpg="http://schemas.microsoft.com/office/word/2010/wordprocessingGroup" xmlns:wpi="http://schemas.microsoft.com/office/word/2010/wordprocessingInk" xmlns:wne="http://schemas.microsoft.com/office/word/2006/wordml" xmlns:wps="http://schemas.microsoft.com/office/word/2010/wordprocessingShape" mc:Ignorable="w14 w15 w16se w16cid w16 w16cex w16sdtdh w16sdtfl w16du wp14">
   <w:numPicBullet w:numPicBulletId="0">
     <w:pict>
-      <v:shapetype w14:anchorId="394DAF60" id="_x0000_t75" coordsize="21600,21600" o:spt="75" o:preferrelative="t" path="m@4@5l@4@11@9@11@9@5xe" filled="f" stroked="f">
+      <v:shapetype w14:anchorId="690F617A" id="_x0000_t75" coordsize="21600,21600" o:spt="75" o:preferrelative="t" path="m@4@5l@4@11@9@11@9@5xe" filled="f" stroked="f">
         <v:stroke joinstyle="miter"/>
         <v:formulas>
           <v:f eqn="if lineDrawn pixelLineWidth 0"/>
